--- a/examples/12-link-e-segnalibri/expected.docx
+++ b/examples/12-link-e-segnalibri/expected.docx
@@ -15,7 +15,7 @@
       <w:pPr>
         <p4:pStyle xmlns:p4="http://schemas.openxmlformats.org/wordprocessingml/2006/main" p4:val="Normal"/>
       </w:pPr>
-      <w:hyperlink xmlns:p3="http://schemas.openxmlformats.org/officeDocument/2006/relationships" p3:id="Rd5be24e0847145d1">
+      <w:hyperlink xmlns:p3="http://schemas.openxmlformats.org/officeDocument/2006/relationships" p3:id="R94e08d9aeb5f45a6">
         <w:r>
           <w:rPr/>
           <w:t xml:space="preserve">Documentazione Rhino</w:t>
